--- a/Part2- readme.docx
+++ b/Part2- readme.docx
@@ -104,7 +104,27 @@
           <w:szCs w:val="24"/>
           <w:rtl/>
         </w:rPr>
-        <w:t>העמודים שיצרתי הם: עמוד הבית, עמוד התחברות, עמוד פתיחת חשבון, עמוד"על החברה", עמוד יצירת קשר, עמוד חיפוש ועמוד תוצאות.</w:t>
+        <w:t xml:space="preserve">העמודים שיצרתי הם: עמוד הבית, עמוד התחברות, עמוד פתיחת חשבון, </w:t>
+      </w:r>
+      <w:proofErr w:type="spellStart"/>
+      <w:r>
+        <w:rPr>
+          <w:rFonts w:ascii="David" w:hAnsi="David" w:cs="David"/>
+          <w:sz w:val="24"/>
+          <w:szCs w:val="24"/>
+          <w:rtl/>
+        </w:rPr>
+        <w:t>עמוד"על</w:t>
+      </w:r>
+      <w:proofErr w:type="spellEnd"/>
+      <w:r>
+        <w:rPr>
+          <w:rFonts w:ascii="David" w:hAnsi="David" w:cs="David"/>
+          <w:sz w:val="24"/>
+          <w:szCs w:val="24"/>
+          <w:rtl/>
+        </w:rPr>
+        <w:t xml:space="preserve"> החברה", עמוד יצירת קשר, עמוד חיפוש ועמוד תוצאות.</w:t>
       </w:r>
     </w:p>
     <w:p>
@@ -144,7 +164,57 @@
           <w:szCs w:val="24"/>
           <w:rtl/>
         </w:rPr>
-        <w:t xml:space="preserve"> שהוא למעשה התפריט הראשי איתו המשתמש יוכל לנווט באתר. בדף הבית ניתנת האפשרות גם ליצור חשבון, להתחבר ולגשת לדפי האינסטגרם והפי</w:t>
+        <w:t xml:space="preserve"> שהוא למעשה התפריט הראשי </w:t>
+      </w:r>
+      <w:proofErr w:type="spellStart"/>
+      <w:r>
+        <w:rPr>
+          <w:rFonts w:ascii="David" w:hAnsi="David" w:cs="David"/>
+          <w:sz w:val="24"/>
+          <w:szCs w:val="24"/>
+          <w:rtl/>
+        </w:rPr>
+        <w:t>איתו</w:t>
+      </w:r>
+      <w:proofErr w:type="spellEnd"/>
+      <w:r>
+        <w:rPr>
+          <w:rFonts w:ascii="David" w:hAnsi="David" w:cs="David"/>
+          <w:sz w:val="24"/>
+          <w:szCs w:val="24"/>
+          <w:rtl/>
+        </w:rPr>
+        <w:t xml:space="preserve"> המשתמש יוכל לנווט באתר. בדף הבית ניתנת האפשרות גם ליצור חשבון, להתחבר ולגשת לדפי </w:t>
+      </w:r>
+      <w:proofErr w:type="spellStart"/>
+      <w:r>
+        <w:rPr>
+          <w:rFonts w:ascii="David" w:hAnsi="David" w:cs="David"/>
+          <w:sz w:val="24"/>
+          <w:szCs w:val="24"/>
+          <w:rtl/>
+        </w:rPr>
+        <w:t>האינסטגרם</w:t>
+      </w:r>
+      <w:proofErr w:type="spellEnd"/>
+      <w:r>
+        <w:rPr>
+          <w:rFonts w:ascii="David" w:hAnsi="David" w:cs="David"/>
+          <w:sz w:val="24"/>
+          <w:szCs w:val="24"/>
+          <w:rtl/>
+        </w:rPr>
+        <w:t xml:space="preserve"> </w:t>
+      </w:r>
+      <w:proofErr w:type="spellStart"/>
+      <w:r>
+        <w:rPr>
+          <w:rFonts w:ascii="David" w:hAnsi="David" w:cs="David"/>
+          <w:sz w:val="24"/>
+          <w:szCs w:val="24"/>
+          <w:rtl/>
+        </w:rPr>
+        <w:t>והפי</w:t>
       </w:r>
       <w:r>
         <w:rPr>
@@ -162,7 +232,17 @@
           <w:szCs w:val="24"/>
           <w:rtl/>
         </w:rPr>
-        <w:t>סבוק של החברה.</w:t>
+        <w:t>סבוק</w:t>
+      </w:r>
+      <w:proofErr w:type="spellEnd"/>
+      <w:r>
+        <w:rPr>
+          <w:rFonts w:ascii="David" w:hAnsi="David" w:cs="David"/>
+          <w:sz w:val="24"/>
+          <w:szCs w:val="24"/>
+          <w:rtl/>
+        </w:rPr>
+        <w:t xml:space="preserve"> של החברה.</w:t>
       </w:r>
     </w:p>
     <w:p>
@@ -515,6 +595,7 @@
         </w:rPr>
         <w:t xml:space="preserve">הופעת </w:t>
       </w:r>
+      <w:proofErr w:type="spellStart"/>
       <w:r>
         <w:rPr>
           <w:rFonts w:ascii="David" w:hAnsi="David" w:cs="David"/>
@@ -524,6 +605,7 @@
         </w:rPr>
         <w:t>ספינר</w:t>
       </w:r>
+      <w:proofErr w:type="spellEnd"/>
       <w:r>
         <w:rPr>
           <w:rFonts w:ascii="David" w:hAnsi="David" w:cs="David"/>
@@ -610,7 +692,27 @@
           <w:szCs w:val="24"/>
           <w:rtl/>
         </w:rPr>
-        <w:t xml:space="preserve">איפוס עיצוב הדיפולט של העמודים באמצעות </w:t>
+        <w:t xml:space="preserve">איפוס עיצוב </w:t>
+      </w:r>
+      <w:proofErr w:type="spellStart"/>
+      <w:r>
+        <w:rPr>
+          <w:rFonts w:ascii="David" w:hAnsi="David" w:cs="David"/>
+          <w:sz w:val="24"/>
+          <w:szCs w:val="24"/>
+          <w:rtl/>
+        </w:rPr>
+        <w:t>הדיפולט</w:t>
+      </w:r>
+      <w:proofErr w:type="spellEnd"/>
+      <w:r>
+        <w:rPr>
+          <w:rFonts w:ascii="David" w:hAnsi="David" w:cs="David"/>
+          <w:sz w:val="24"/>
+          <w:szCs w:val="24"/>
+          <w:rtl/>
+        </w:rPr>
+        <w:t xml:space="preserve"> של העמודים באמצעות </w:t>
       </w:r>
       <w:r>
         <w:rPr>
@@ -825,7 +927,7 @@
           <w:ilvl w:val="1"/>
           <w:numId w:val="1"/>
         </w:numPr>
-        <w:spacing w:line="360" w:lineRule="auto"/>
+        <w:spacing w:before="240" w:line="360" w:lineRule="auto"/>
         <w:jc w:val="both"/>
         <w:rPr>
           <w:rFonts w:ascii="David" w:hAnsi="David" w:cs="David"/>
@@ -835,26 +937,13 @@
       </w:pPr>
       <w:r>
         <w:rPr>
-          <w:rFonts w:ascii="David" w:hAnsi="David" w:cs="David"/>
-          <w:sz w:val="24"/>
-          <w:szCs w:val="24"/>
-          <w:rtl/>
-        </w:rPr>
-        <w:t>ל</w:t>
-      </w:r>
-    </w:p>
-    <w:p>
-      <w:pPr>
-        <w:pStyle w:val="a3"/>
-        <w:spacing w:line="360" w:lineRule="auto"/>
-        <w:ind w:left="1080"/>
-        <w:jc w:val="both"/>
-        <w:rPr>
-          <w:rFonts w:ascii="David" w:hAnsi="David" w:cs="David"/>
-          <w:sz w:val="24"/>
-          <w:szCs w:val="24"/>
-        </w:rPr>
-      </w:pPr>
+          <w:rFonts w:ascii="David" w:hAnsi="David" w:cs="David" w:hint="cs"/>
+          <w:sz w:val="24"/>
+          <w:szCs w:val="24"/>
+          <w:rtl/>
+        </w:rPr>
+        <w:t>כאשר המשתמש יבצע חיפוש של אירועים יוצגו לפניו רק אירועים עתידיים, כלומר תוצאות החיפוש תלויות ביום החיפוש ועשויות להשתנות מיום ליום.</w:t>
+      </w:r>
     </w:p>
     <w:p>
       <w:pPr>
@@ -884,19 +973,7 @@
           <w:u w:val="single"/>
           <w:rtl/>
         </w:rPr>
-        <w:t>מימוש פונקציונאליות של השירות בצד לקוח</w:t>
-      </w:r>
-      <w:r>
-        <w:rPr>
-          <w:rFonts w:ascii="David" w:hAnsi="David" w:cs="David"/>
-          <w:b/>
-          <w:bCs/>
-          <w:sz w:val="24"/>
-          <w:szCs w:val="24"/>
-          <w:u w:val="single"/>
-          <w:rtl/>
-        </w:rPr>
-        <w:t>:</w:t>
+        <w:t>מימוש פונקציונאליות של השירות בצד לקוח:</w:t>
       </w:r>
     </w:p>
     <w:p>
@@ -1029,7 +1106,7 @@
         <w:spacing w:line="360" w:lineRule="auto"/>
         <w:jc w:val="both"/>
         <w:rPr>
-          <w:rFonts w:ascii="David" w:hAnsi="David" w:cs="David"/>
+          <w:rFonts w:ascii="David" w:hAnsi="David" w:cs="David" w:hint="cs"/>
           <w:sz w:val="24"/>
           <w:szCs w:val="24"/>
         </w:rPr>
@@ -1052,28 +1129,6 @@
         </w:rPr>
         <w:t>  }</w:t>
       </w:r>
-    </w:p>
-    <w:p>
-      <w:pPr>
-        <w:spacing w:line="360" w:lineRule="auto"/>
-        <w:jc w:val="both"/>
-        <w:rPr>
-          <w:rFonts w:ascii="David" w:hAnsi="David" w:cs="David"/>
-          <w:sz w:val="24"/>
-          <w:szCs w:val="24"/>
-        </w:rPr>
-      </w:pPr>
-    </w:p>
-    <w:p>
-      <w:pPr>
-        <w:spacing w:line="360" w:lineRule="auto"/>
-        <w:jc w:val="both"/>
-        <w:rPr>
-          <w:rFonts w:ascii="David" w:hAnsi="David" w:cs="David"/>
-          <w:sz w:val="24"/>
-          <w:szCs w:val="24"/>
-        </w:rPr>
-      </w:pPr>
     </w:p>
     <w:sectPr>
       <w:pgSz w:w="11906" w:h="16838"/>
